--- a/rapports/2026-06-06/EQ20/EQ20_enq2_v2/DR_053202020003/56-15-06-23.docx
+++ b/rapports/2026-06-06/EQ20/EQ20_enq2_v2/DR_053202020003/56-15-06-23.docx
@@ -297,7 +297,7 @@
           <w:color w:val="1F6FEB"/>
           <w:sz w:val="22"/>
         </w:rPr>
-        <w:t>⚠ INCOHÉRENCES À CORRIGER (262)</w:t>
+        <w:t>⚠ INCOHÉRENCES À CORRIGER (258)</w:t>
       </w:r>
     </w:p>
     <w:tbl>
@@ -2015,7 +2015,7 @@
                 <w:i w:val="0"/>
                 <w:sz w:val="17"/>
               </w:rPr>
-              <w:t>Incohérence!!! seulement les écoles privées paient les frais de scolarité (y compris les frais d'inscription).</w:t>
+              <w:t>Incohérent!! Le niveau d'instruction déclaré par l'un des enfants () au niveau de la section 1 de COUMBA LY diffère de celui donné par COUMBA LY lui-même qui affirme ne pas avoir frequenté l'école formelle.</w:t>
             </w:r>
           </w:p>
         </w:tc>
@@ -2105,7 +2105,7 @@
                 <w:i w:val="0"/>
                 <w:sz w:val="17"/>
               </w:rPr>
-              <w:t>Incohérent!! Le niveau d'instruction déclaré par l'un des enfants () au niveau de la section 1 de COUMBA LY diffère de celui donné par COUMBA LY lui-même qui affirme ne pas avoir frequenté l'école formelle.</w:t>
+              <w:t>Incohérent!! Le niveau d'instruction déclaré par l'un des enfants () au niveau de la section 1 de FATIMA BA diffère de celui donné par FATIMA BA lui-même qui affirme ne pas avoir frequenté l'école formelle.</w:t>
             </w:r>
           </w:p>
         </w:tc>
@@ -2195,7 +2195,7 @@
                 <w:i w:val="0"/>
                 <w:sz w:val="17"/>
               </w:rPr>
-              <w:t>Incohérent!! Le niveau d'instruction déclaré par l'un des enfants () au niveau de la section 1 de FATIMA BA diffère de celui donné par FATIMA BA lui-même qui affirme ne pas avoir frequenté l'école formelle.</w:t>
+              <w:t>Incohérent!! Le niveau d'instruction déclaré par l'un des enfants () au niveau de la section 1 de FATIMA NDIAYE diffère de celui donné par FATIMA NDIAYE lui-même qui affirme ne pas avoir frequenté l'école formelle.</w:t>
             </w:r>
           </w:p>
         </w:tc>
@@ -2285,7 +2285,7 @@
                 <w:i w:val="0"/>
                 <w:sz w:val="17"/>
               </w:rPr>
-              <w:t>Incohérent!! Le niveau d'instruction déclaré par l'un des enfants () au niveau de la section 1 de FATIMA NDIAYE diffère de celui donné par FATIMA NDIAYE lui-même qui affirme ne pas avoir frequenté l'école formelle.</w:t>
+              <w:t>Incohérent!! Le niveau d'instruction déclaré par l'un des enfants () au niveau de la section 1 de IFRA TALL diffère de celui donné par IFRA TALL lui-même qui affirme ne pas avoir frequenté l'école formelle.</w:t>
             </w:r>
           </w:p>
         </w:tc>
@@ -2375,7 +2375,7 @@
                 <w:i w:val="0"/>
                 <w:sz w:val="17"/>
               </w:rPr>
-              <w:t>Incohérent!! Le niveau d'instruction déclaré par l'un des enfants () au niveau de la section 1 de IFRA TALL diffère de celui donné par IFRA TALL lui-même qui affirme ne pas avoir frequenté l'école formelle.</w:t>
+              <w:t>Incohérent!! Le niveau d'instruction déclaré par l'un des enfants () au niveau de la section 1 de KADIDIA TALL diffère de celui donné par KADIDIA TALL lui-même qui affirme ne pas avoir frequenté l'école formelle.</w:t>
             </w:r>
           </w:p>
         </w:tc>
@@ -2465,7 +2465,7 @@
                 <w:i w:val="0"/>
                 <w:sz w:val="17"/>
               </w:rPr>
-              <w:t>Incohérent!! Le niveau d'instruction déclaré par l'un des enfants () au niveau de la section 1 de KADIDIA TALL diffère de celui donné par KADIDIA TALL lui-même qui affirme ne pas avoir frequenté l'école formelle.</w:t>
+              <w:t>Incohérent!! Le niveau d'instruction déclaré par l'un des enfants () au niveau de la section 1 de MAMADOU TALL diffère de celui donné par MAMADOU TALL lui-même qui affirme ne pas avoir frequenté l'école formelle.</w:t>
             </w:r>
           </w:p>
         </w:tc>
@@ -2555,7 +2555,7 @@
                 <w:i w:val="0"/>
                 <w:sz w:val="17"/>
               </w:rPr>
-              <w:t>Incohérent!! Le niveau d'instruction déclaré par l'un des enfants () au niveau de la section 1 de MAMADOU TALL diffère de celui donné par MAMADOU TALL lui-même qui affirme ne pas avoir frequenté l'école formelle.</w:t>
+              <w:t>Incohérent!! Le niveau d'instruction déclaré par l'un des enfants () au niveau de la section 1 de MERIEME TALL diffère de celui donné par MERIEME TALL lui-même qui affirme ne pas avoir frequenté l'école formelle.</w:t>
             </w:r>
           </w:p>
         </w:tc>
@@ -2570,10 +2570,10 @@
               <w:rPr>
                 <w:b/>
                 <w:i w:val="0"/>
-                <w:color w:val="DC2626"/>
-                <w:sz w:val="16"/>
-              </w:rPr>
-              <w:t>Haute</w:t>
+                <w:color w:val="EA580C"/>
+                <w:sz w:val="16"/>
+              </w:rPr>
+              <w:t>Moyenne</w:t>
             </w:r>
           </w:p>
         </w:tc>
@@ -2588,7 +2588,7 @@
                 <w:i w:val="0"/>
                 <w:sz w:val="16"/>
               </w:rPr>
-              <w:t>S02</w:t>
+              <w:t>S00</w:t>
               <w:br/>
             </w:r>
             <w:r>
@@ -2598,7 +2598,7 @@
                 <w:color w:val="64748B"/>
                 <w:sz w:val="14"/>
               </w:rPr>
-              <w:t>Éducation</w:t>
+              <w:t>Identification</w:t>
             </w:r>
           </w:p>
         </w:tc>
@@ -2614,7 +2614,7 @@
                 <w:color w:val="16A34A"/>
                 <w:sz w:val="16"/>
               </w:rPr>
-              <w:t>—</w:t>
+              <w:t>s00q07a, s00q08, s00q10, s00q13_0, s00q15_0, s00q17_0, s00q23a, s00q23b</w:t>
             </w:r>
           </w:p>
         </w:tc>
@@ -2645,7 +2645,7 @@
                 <w:i w:val="0"/>
                 <w:sz w:val="17"/>
               </w:rPr>
-              <w:t>Incohérent!! Le niveau d'instruction déclaré par l'un des enfants () au niveau de la section 1 de MERIEME TALL diffère de celui donné par MERIEME TALL lui-même qui affirme ne pas avoir frequenté l'école formelle.</w:t>
+              <w:t>Prière de renseigner toutes les informations du ménage dans la section 0 avant d'entamer les autres informations.</w:t>
             </w:r>
           </w:p>
         </w:tc>
@@ -2704,7 +2704,7 @@
                 <w:color w:val="16A34A"/>
                 <w:sz w:val="16"/>
               </w:rPr>
-              <w:t>s00q07a, s00q08, s00q10, s00q13_0, s00q15_0, s00q17_0, s00q23a, s00q23b</w:t>
+              <w:t>—</w:t>
             </w:r>
           </w:p>
         </w:tc>
@@ -2735,7 +2735,7 @@
                 <w:i w:val="0"/>
                 <w:sz w:val="17"/>
               </w:rPr>
-              <w:t>Prière de renseigner toutes les informations du ménage dans la section 0 avant d'entamer les autres informations.</w:t>
+              <w:t>Attention! Il manque des informations non renseignées dans la section 0, prière de regarder toutes les autres informations dans l'identification du ménage (IDENTIFICATION ET RENSEIGNEMENTS DE CONTROLE) ou dans OBSERVATIONS pour pouvoir renseigné toutes les questions liées au ménage.</w:t>
             </w:r>
           </w:p>
         </w:tc>
@@ -2794,7 +2794,7 @@
                 <w:color w:val="16A34A"/>
                 <w:sz w:val="16"/>
               </w:rPr>
-              <w:t>—</w:t>
+              <w:t>s00q12a, s00q12b</w:t>
             </w:r>
           </w:p>
         </w:tc>
@@ -2825,7 +2825,7 @@
                 <w:i w:val="0"/>
                 <w:sz w:val="17"/>
               </w:rPr>
-              <w:t>Attention! Il manque des informations non renseignées dans la section 0, prière de regarder toutes les autres informations dans l'identification du ménage (IDENTIFICATION ET RENSEIGNEMENTS DE CONTROLE) ou dans OBSERVATIONS pour pouvoir renseigné toutes les questions liées au ménage.</w:t>
+              <w:t>Attention! Veillez bien renseigner le deuxième numero du chef de ménage(0.12b).</w:t>
             </w:r>
           </w:p>
         </w:tc>
@@ -2858,7 +2858,7 @@
                 <w:i w:val="0"/>
                 <w:sz w:val="16"/>
               </w:rPr>
-              <w:t>S00</w:t>
+              <w:t>S01</w:t>
               <w:br/>
             </w:r>
             <w:r>
@@ -2868,7 +2868,7 @@
                 <w:color w:val="64748B"/>
                 <w:sz w:val="14"/>
               </w:rPr>
-              <w:t>Identification</w:t>
+              <w:t>Démographie</w:t>
             </w:r>
           </w:p>
         </w:tc>
@@ -2884,7 +2884,7 @@
                 <w:color w:val="16A34A"/>
                 <w:sz w:val="16"/>
               </w:rPr>
-              <w:t>s00q12a, s00q12b</w:t>
+              <w:t>—</w:t>
             </w:r>
           </w:p>
         </w:tc>
@@ -2915,7 +2915,7 @@
                 <w:i w:val="0"/>
                 <w:sz w:val="17"/>
               </w:rPr>
-              <w:t>Attention! Veillez bien renseigner le deuxième numero du chef de ménage(0.12b).</w:t>
+              <w:t>Prière de verifier l'information donnée par AMADOU TIDIANE TALL ou corriger au niveau de la section 1.</w:t>
             </w:r>
           </w:p>
         </w:tc>
@@ -3005,7 +3005,7 @@
                 <w:i w:val="0"/>
                 <w:sz w:val="17"/>
               </w:rPr>
-              <w:t>Prière de verifier l'information donnée par AMADOU TIDIANE TALL ou corriger au niveau de la section 1.</w:t>
+              <w:t>Prière de verifier l'information donnée par HOULEYE TALL ou corriger au niveau de la section 1.</w:t>
             </w:r>
           </w:p>
         </w:tc>
@@ -3064,7 +3064,7 @@
                 <w:color w:val="16A34A"/>
                 <w:sz w:val="16"/>
               </w:rPr>
-              <w:t>—</w:t>
+              <w:t>s01q00</w:t>
             </w:r>
           </w:p>
         </w:tc>
@@ -3095,7 +3095,7 @@
                 <w:i w:val="0"/>
                 <w:sz w:val="17"/>
               </w:rPr>
-              <w:t>Prière de verifier l'information donnée par HOULEYE TALL ou corriger au niveau de la section 1.</w:t>
+              <w:t>Attention ! Vous avez déclaré en s01q00 que le répondant est la personne elle-même, or MAMADOU TALL1 est trop jeune (10 ans) pour fournir des informations correctes.</w:t>
             </w:r>
           </w:p>
         </w:tc>
@@ -3154,7 +3154,7 @@
                 <w:color w:val="16A34A"/>
                 <w:sz w:val="16"/>
               </w:rPr>
-              <w:t>s01q00</w:t>
+              <w:t>—</w:t>
             </w:r>
           </w:p>
         </w:tc>
@@ -3185,7 +3185,7 @@
                 <w:i w:val="0"/>
                 <w:sz w:val="17"/>
               </w:rPr>
-              <w:t>Attention ! Vous avez déclaré en s01q00 que le répondant est la personne elle-même, or MAMADOU TALL1 est trop jeune (10 ans) pour fournir des informations correctes.</w:t>
+              <w:t>Prière de refaire la section 1 pour MAMADOU TALL1 en demandant à un adulte de répondre aux questions à sa place.</w:t>
             </w:r>
           </w:p>
         </w:tc>
@@ -3275,7 +3275,7 @@
                 <w:i w:val="0"/>
                 <w:sz w:val="17"/>
               </w:rPr>
-              <w:t>Prière de refaire la section 1 pour MAMADOU TALL1 en demandant à un adulte de répondre aux questions à sa place.</w:t>
+              <w:t>Prière de verifier l'information donnée par A LFA TALL ou corriger au niveau de la section 1.</w:t>
             </w:r>
           </w:p>
         </w:tc>
@@ -3365,7 +3365,7 @@
                 <w:i w:val="0"/>
                 <w:sz w:val="17"/>
               </w:rPr>
-              <w:t>Prière de verifier l'information donnée par A LFA TALL ou corriger au niveau de la section 1.</w:t>
+              <w:t>Prière de verifier l'information donnée par ABDOU TALL ou corriger au niveau de la section 1.</w:t>
             </w:r>
           </w:p>
         </w:tc>
@@ -3424,7 +3424,7 @@
                 <w:color w:val="16A34A"/>
                 <w:sz w:val="16"/>
               </w:rPr>
-              <w:t>—</w:t>
+              <w:t>s01q23, s01q00b, s01q23_autre</w:t>
             </w:r>
           </w:p>
         </w:tc>
@@ -3455,7 +3455,7 @@
                 <w:i w:val="0"/>
                 <w:sz w:val="17"/>
               </w:rPr>
-              <w:t>Prière de verifier l'information donnée par ABDOU TALL ou corriger au niveau de la section 1.</w:t>
+              <w:t>La raison principale pour laquelle que DAOUDA BA est venu vivre dans cette localité est se faire soigner et semble exister dans les modalités, prière de prendre attache avec le QG pour plus d'explication afin de la classer bien.</w:t>
             </w:r>
           </w:p>
         </w:tc>
@@ -3514,7 +3514,7 @@
                 <w:color w:val="16A34A"/>
                 <w:sz w:val="16"/>
               </w:rPr>
-              <w:t>s01q23, s01q00b, s01q23_autre</w:t>
+              <w:t>—</w:t>
             </w:r>
           </w:p>
         </w:tc>
@@ -3545,7 +3545,7 @@
                 <w:i w:val="0"/>
                 <w:sz w:val="17"/>
               </w:rPr>
-              <w:t>La raison principale pour laquelle que DAOUDA BA est venu vivre dans cette localité est se faire soigner et semble exister dans les modalités, prière de prendre attache avec le QG pour plus d'explication afin de la classer bien.</w:t>
+              <w:t>Prière de verifier l'information donnée par IBRAHIMA TALL ou corriger au niveau de la section 1.</w:t>
             </w:r>
           </w:p>
         </w:tc>
@@ -3635,7 +3635,7 @@
                 <w:i w:val="0"/>
                 <w:sz w:val="17"/>
               </w:rPr>
-              <w:t>Prière de verifier l'information donnée par IBRAHIMA TALL ou corriger au niveau de la section 1.</w:t>
+              <w:t>Prière de verifier l'information donnée par ISSA TALL ou corriger au niveau de la section 1.</w:t>
             </w:r>
           </w:p>
         </w:tc>
@@ -3725,7 +3725,7 @@
                 <w:i w:val="0"/>
                 <w:sz w:val="17"/>
               </w:rPr>
-              <w:t>Prière de verifier l'information donnée par ISSA TALL ou corriger au niveau de la section 1.</w:t>
+              <w:t>Prière de verifier l'information donnée par MAMADOU DIALALY TALL ou corriger au niveau de la section 1.</w:t>
             </w:r>
           </w:p>
         </w:tc>
@@ -3815,7 +3815,7 @@
                 <w:i w:val="0"/>
                 <w:sz w:val="17"/>
               </w:rPr>
-              <w:t>Prière de verifier l'information donnée par MAMADOU DIALALY TALL ou corriger au niveau de la section 1.</w:t>
+              <w:t>Prière de verifier l'information donnée par OUSMANE TALL ou corriger au niveau de la section 1.</w:t>
             </w:r>
           </w:p>
         </w:tc>
@@ -3874,7 +3874,7 @@
                 <w:color w:val="16A34A"/>
                 <w:sz w:val="16"/>
               </w:rPr>
-              <w:t>—</w:t>
+              <w:t>s01q10_1</w:t>
             </w:r>
           </w:p>
         </w:tc>
@@ -3905,367 +3905,7 @@
                 <w:i w:val="0"/>
                 <w:sz w:val="17"/>
               </w:rPr>
-              <w:t>Prière de verifier l'information donnée par OUSMANE TALL ou corriger au niveau de la section 1.</w:t>
-            </w:r>
-          </w:p>
-        </w:tc>
-      </w:tr>
-      <w:tr>
-        <w:tc>
-          <w:tcPr>
-            <w:tcW w:type="dxa" w:w="964"/>
-          </w:tcPr>
-          <w:p>
-            <w:r>
-              <w:rPr>
-                <w:b/>
-                <w:i w:val="0"/>
-                <w:color w:val="EA580C"/>
-                <w:sz w:val="16"/>
-              </w:rPr>
-              <w:t>Moyenne</w:t>
-            </w:r>
-          </w:p>
-        </w:tc>
-        <w:tc>
-          <w:tcPr>
-            <w:tcW w:type="dxa" w:w="1247"/>
-          </w:tcPr>
-          <w:p>
-            <w:r>
-              <w:rPr>
-                <w:b/>
-                <w:i w:val="0"/>
-                <w:sz w:val="16"/>
-              </w:rPr>
-              <w:t>S01</w:t>
-              <w:br/>
-            </w:r>
-            <w:r>
-              <w:rPr>
-                <w:b w:val="0"/>
-                <w:i w:val="0"/>
-                <w:color w:val="64748B"/>
-                <w:sz w:val="14"/>
-              </w:rPr>
-              <w:t>Démographie</w:t>
-            </w:r>
-          </w:p>
-        </w:tc>
-        <w:tc>
-          <w:tcPr>
-            <w:tcW w:type="dxa" w:w="1531"/>
-          </w:tcPr>
-          <w:p>
-            <w:r>
-              <w:rPr>
-                <w:b/>
-                <w:i w:val="0"/>
-                <w:color w:val="16A34A"/>
-                <w:sz w:val="16"/>
-              </w:rPr>
-              <w:t>s00q27, s01q03a, s01q03b, s01q03c, s01q00b</w:t>
-            </w:r>
-          </w:p>
-        </w:tc>
-        <w:tc>
-          <w:tcPr>
-            <w:tcW w:type="dxa" w:w="1191"/>
-          </w:tcPr>
-          <w:p>
-            <w:r>
-              <w:rPr>
-                <w:b w:val="0"/>
-                <w:i w:val="0"/>
-                <w:color w:val="64748B"/>
-                <w:sz w:val="16"/>
-              </w:rPr>
-              <w:t>GT-CQ</w:t>
-            </w:r>
-          </w:p>
-        </w:tc>
-        <w:tc>
-          <w:tcPr>
-            <w:tcW w:type="dxa" w:w="4706"/>
-          </w:tcPr>
-          <w:p>
-            <w:r>
-              <w:rPr>
-                <w:b w:val="0"/>
-                <w:i w:val="0"/>
-                <w:sz w:val="17"/>
-              </w:rPr>
-              <w:t>Les informations sur l'acte de naissance (ni Jours, ni mois et ni années) de  AISSATOU LY  manquent, s'il vous plait pouvez-vous fournir d'effort pour avoir ces informations.</w:t>
-            </w:r>
-          </w:p>
-        </w:tc>
-      </w:tr>
-      <w:tr>
-        <w:tc>
-          <w:tcPr>
-            <w:tcW w:type="dxa" w:w="964"/>
-          </w:tcPr>
-          <w:p>
-            <w:r>
-              <w:rPr>
-                <w:b/>
-                <w:i w:val="0"/>
-                <w:color w:val="EA580C"/>
-                <w:sz w:val="16"/>
-              </w:rPr>
-              <w:t>Moyenne</w:t>
-            </w:r>
-          </w:p>
-        </w:tc>
-        <w:tc>
-          <w:tcPr>
-            <w:tcW w:type="dxa" w:w="1247"/>
-          </w:tcPr>
-          <w:p>
-            <w:r>
-              <w:rPr>
-                <w:b/>
-                <w:i w:val="0"/>
-                <w:sz w:val="16"/>
-              </w:rPr>
-              <w:t>S01</w:t>
-              <w:br/>
-            </w:r>
-            <w:r>
-              <w:rPr>
-                <w:b w:val="0"/>
-                <w:i w:val="0"/>
-                <w:color w:val="64748B"/>
-                <w:sz w:val="14"/>
-              </w:rPr>
-              <w:t>Démographie</w:t>
-            </w:r>
-          </w:p>
-        </w:tc>
-        <w:tc>
-          <w:tcPr>
-            <w:tcW w:type="dxa" w:w="1531"/>
-          </w:tcPr>
-          <w:p>
-            <w:r>
-              <w:rPr>
-                <w:b/>
-                <w:i w:val="0"/>
-                <w:color w:val="16A34A"/>
-                <w:sz w:val="16"/>
-              </w:rPr>
-              <w:t>s00q27, s01q03a, s01q03b, s01q03c, s01q00b</w:t>
-            </w:r>
-          </w:p>
-        </w:tc>
-        <w:tc>
-          <w:tcPr>
-            <w:tcW w:type="dxa" w:w="1191"/>
-          </w:tcPr>
-          <w:p>
-            <w:r>
-              <w:rPr>
-                <w:b w:val="0"/>
-                <w:i w:val="0"/>
-                <w:color w:val="64748B"/>
-                <w:sz w:val="16"/>
-              </w:rPr>
-              <w:t>GT-CQ</w:t>
-            </w:r>
-          </w:p>
-        </w:tc>
-        <w:tc>
-          <w:tcPr>
-            <w:tcW w:type="dxa" w:w="4706"/>
-          </w:tcPr>
-          <w:p>
-            <w:r>
-              <w:rPr>
-                <w:b w:val="0"/>
-                <w:i w:val="0"/>
-                <w:sz w:val="17"/>
-              </w:rPr>
-              <w:t>Les informations sur l'acte de naissance (ni Jours, ni mois et ni années) de  MERIEME TALL  manquent, s'il vous plait pouvez-vous fournir d'effort pour avoir ces informations.</w:t>
-            </w:r>
-          </w:p>
-        </w:tc>
-      </w:tr>
-      <w:tr>
-        <w:tc>
-          <w:tcPr>
-            <w:tcW w:type="dxa" w:w="964"/>
-          </w:tcPr>
-          <w:p>
-            <w:r>
-              <w:rPr>
-                <w:b/>
-                <w:i w:val="0"/>
-                <w:color w:val="EA580C"/>
-                <w:sz w:val="16"/>
-              </w:rPr>
-              <w:t>Moyenne</w:t>
-            </w:r>
-          </w:p>
-        </w:tc>
-        <w:tc>
-          <w:tcPr>
-            <w:tcW w:type="dxa" w:w="1247"/>
-          </w:tcPr>
-          <w:p>
-            <w:r>
-              <w:rPr>
-                <w:b/>
-                <w:i w:val="0"/>
-                <w:sz w:val="16"/>
-              </w:rPr>
-              <w:t>S01</w:t>
-              <w:br/>
-            </w:r>
-            <w:r>
-              <w:rPr>
-                <w:b w:val="0"/>
-                <w:i w:val="0"/>
-                <w:color w:val="64748B"/>
-                <w:sz w:val="14"/>
-              </w:rPr>
-              <w:t>Démographie</w:t>
-            </w:r>
-          </w:p>
-        </w:tc>
-        <w:tc>
-          <w:tcPr>
-            <w:tcW w:type="dxa" w:w="1531"/>
-          </w:tcPr>
-          <w:p>
-            <w:r>
-              <w:rPr>
-                <w:b/>
-                <w:i w:val="0"/>
-                <w:color w:val="16A34A"/>
-                <w:sz w:val="16"/>
-              </w:rPr>
-              <w:t>s01q10_1</w:t>
-            </w:r>
-          </w:p>
-        </w:tc>
-        <w:tc>
-          <w:tcPr>
-            <w:tcW w:type="dxa" w:w="1191"/>
-          </w:tcPr>
-          <w:p>
-            <w:r>
-              <w:rPr>
-                <w:b w:val="0"/>
-                <w:i w:val="0"/>
-                <w:color w:val="64748B"/>
-                <w:sz w:val="16"/>
-              </w:rPr>
-              <w:t>GT-CQ</w:t>
-            </w:r>
-          </w:p>
-        </w:tc>
-        <w:tc>
-          <w:tcPr>
-            <w:tcW w:type="dxa" w:w="4706"/>
-          </w:tcPr>
-          <w:p>
-            <w:r>
-              <w:rPr>
-                <w:b w:val="0"/>
-                <w:i w:val="0"/>
-                <w:sz w:val="17"/>
-              </w:rPr>
               <w:t>La taille du ménage lors de l'enquête principale (30) de ce ménage est inférieur à la taille du denombrement (38), prière de fournir des explications concrètes ou aller revisiter le ménage.</w:t>
-            </w:r>
-          </w:p>
-        </w:tc>
-      </w:tr>
-      <w:tr>
-        <w:tc>
-          <w:tcPr>
-            <w:tcW w:type="dxa" w:w="964"/>
-          </w:tcPr>
-          <w:p>
-            <w:r>
-              <w:rPr>
-                <w:b/>
-                <w:i w:val="0"/>
-                <w:color w:val="EA580C"/>
-                <w:sz w:val="16"/>
-              </w:rPr>
-              <w:t>Moyenne</w:t>
-            </w:r>
-          </w:p>
-        </w:tc>
-        <w:tc>
-          <w:tcPr>
-            <w:tcW w:type="dxa" w:w="1247"/>
-          </w:tcPr>
-          <w:p>
-            <w:r>
-              <w:rPr>
-                <w:b/>
-                <w:i w:val="0"/>
-                <w:sz w:val="16"/>
-              </w:rPr>
-              <w:t>S02</w:t>
-              <w:br/>
-            </w:r>
-            <w:r>
-              <w:rPr>
-                <w:b w:val="0"/>
-                <w:i w:val="0"/>
-                <w:color w:val="64748B"/>
-                <w:sz w:val="14"/>
-              </w:rPr>
-              <w:t>Éducation</w:t>
-            </w:r>
-          </w:p>
-        </w:tc>
-        <w:tc>
-          <w:tcPr>
-            <w:tcW w:type="dxa" w:w="1531"/>
-          </w:tcPr>
-          <w:p>
-            <w:r>
-              <w:rPr>
-                <w:b/>
-                <w:i w:val="0"/>
-                <w:color w:val="16A34A"/>
-                <w:sz w:val="16"/>
-              </w:rPr>
-              <w:t>—</w:t>
-            </w:r>
-          </w:p>
-        </w:tc>
-        <w:tc>
-          <w:tcPr>
-            <w:tcW w:type="dxa" w:w="1191"/>
-          </w:tcPr>
-          <w:p>
-            <w:r>
-              <w:rPr>
-                <w:b w:val="0"/>
-                <w:i w:val="0"/>
-                <w:color w:val="64748B"/>
-                <w:sz w:val="16"/>
-              </w:rPr>
-              <w:t>GT-CQ</w:t>
-            </w:r>
-          </w:p>
-        </w:tc>
-        <w:tc>
-          <w:tcPr>
-            <w:tcW w:type="dxa" w:w="4706"/>
-          </w:tcPr>
-          <w:p>
-            <w:r>
-              <w:rPr>
-                <w:b w:val="0"/>
-                <w:i w:val="0"/>
-                <w:sz w:val="17"/>
-              </w:rPr>
-              <w:t>veuillez, s'il vous plait, confirmer les frais de scolarité ( 1000 FCFA) payée de AISSATOU LY avec le QG ou apporter les corrections nécessaires.</w:t>
             </w:r>
           </w:p>
         </w:tc>
